--- a/triEtRecherche/Exo tri et recherche.docx
+++ b/triEtRecherche/Exo tri et recherche.docx
@@ -3573,61 +3573,6 @@
           <w:lang w:eastAsia="fr-FR"/>
         </w:rPr>
       </w:pPr>
-    </w:p>
-    <w:p>
-      <w:pPr>
-        <w:rPr>
-          <w:rFonts w:ascii="Helvetica" w:eastAsia="Times New Roman" w:hAnsi="Helvetica" w:cs="Helvetica"/>
-          <w:sz w:val="24"/>
-          <w:szCs w:val="24"/>
-          <w:bdr w:val="none" w:sz="0" w:space="0" w:color="auto" w:frame="1"/>
-          <w:lang w:eastAsia="fr-FR"/>
-        </w:rPr>
-      </w:pPr>
-      <w:r>
-        <w:rPr>
-          <w:rFonts w:ascii="Helvetica" w:eastAsia="Times New Roman" w:hAnsi="Helvetica" w:cs="Helvetica"/>
-          <w:sz w:val="24"/>
-          <w:szCs w:val="24"/>
-          <w:bdr w:val="none" w:sz="0" w:space="0" w:color="auto" w:frame="1"/>
-          <w:lang w:eastAsia="fr-FR"/>
-        </w:rPr>
-        <w:tab/>
-        <w:t xml:space="preserve">RETOURNER </w:t>
-      </w:r>
-      <w:proofErr w:type="spellStart"/>
-      <w:r>
-        <w:rPr>
-          <w:rFonts w:ascii="Helvetica" w:eastAsia="Times New Roman" w:hAnsi="Helvetica" w:cs="Helvetica"/>
-          <w:sz w:val="24"/>
-          <w:szCs w:val="24"/>
-          <w:bdr w:val="none" w:sz="0" w:space="0" w:color="auto" w:frame="1"/>
-          <w:lang w:eastAsia="fr-FR"/>
-        </w:rPr>
-        <w:t>combien</w:t>
-      </w:r>
-      <w:r>
-        <w:rPr>
-          <w:rFonts w:ascii="Helvetica" w:eastAsia="Times New Roman" w:hAnsi="Helvetica" w:cs="Helvetica"/>
-          <w:sz w:val="24"/>
-          <w:szCs w:val="24"/>
-          <w:bdr w:val="none" w:sz="0" w:space="0" w:color="auto" w:frame="1"/>
-          <w:lang w:eastAsia="fr-FR"/>
-        </w:rPr>
-        <w:t>Occurences</w:t>
-      </w:r>
-      <w:proofErr w:type="spellEnd"/>
-    </w:p>
-    <w:p>
-      <w:pPr>
-        <w:rPr>
-          <w:rFonts w:ascii="Helvetica" w:eastAsia="Times New Roman" w:hAnsi="Helvetica" w:cs="Helvetica"/>
-          <w:sz w:val="24"/>
-          <w:szCs w:val="24"/>
-          <w:bdr w:val="none" w:sz="0" w:space="0" w:color="auto" w:frame="1"/>
-          <w:lang w:eastAsia="fr-FR"/>
-        </w:rPr>
-      </w:pPr>
       <w:r>
         <w:rPr>
           <w:rFonts w:ascii="Helvetica" w:eastAsia="Times New Roman" w:hAnsi="Helvetica" w:cs="Helvetica"/>
@@ -3813,35 +3758,22 @@
       <w:pPr>
         <w:rPr>
           <w:rFonts w:ascii="Helvetica" w:eastAsia="Times New Roman" w:hAnsi="Helvetica" w:cs="Helvetica"/>
-          <w:b/>
-          <w:sz w:val="24"/>
-          <w:szCs w:val="24"/>
-          <w:bdr w:val="none" w:sz="0" w:space="0" w:color="auto" w:frame="1"/>
-          <w:lang w:eastAsia="fr-FR"/>
-        </w:rPr>
-      </w:pPr>
-      <w:r>
-        <w:rPr>
-          <w:rFonts w:ascii="Helvetica" w:eastAsia="Times New Roman" w:hAnsi="Helvetica" w:cs="Helvetica"/>
-          <w:b/>
-          <w:sz w:val="24"/>
-          <w:szCs w:val="24"/>
-          <w:bdr w:val="none" w:sz="0" w:space="0" w:color="auto" w:frame="1"/>
-          <w:lang w:eastAsia="fr-FR"/>
-        </w:rPr>
-        <w:t>Traçage</w:t>
-      </w:r>
-    </w:p>
-    <w:p>
-      <w:pPr>
-        <w:rPr>
-          <w:rFonts w:ascii="Helvetica" w:eastAsia="Times New Roman" w:hAnsi="Helvetica" w:cs="Helvetica"/>
-          <w:sz w:val="24"/>
-          <w:szCs w:val="24"/>
-          <w:bdr w:val="none" w:sz="0" w:space="0" w:color="auto" w:frame="1"/>
-          <w:lang w:eastAsia="fr-FR"/>
-        </w:rPr>
-      </w:pPr>
+          <w:sz w:val="24"/>
+          <w:szCs w:val="24"/>
+          <w:bdr w:val="none" w:sz="0" w:space="0" w:color="auto" w:frame="1"/>
+          <w:lang w:eastAsia="fr-FR"/>
+        </w:rPr>
+      </w:pPr>
+      <w:r>
+        <w:rPr>
+          <w:rFonts w:ascii="Helvetica" w:eastAsia="Times New Roman" w:hAnsi="Helvetica" w:cs="Helvetica"/>
+          <w:sz w:val="24"/>
+          <w:szCs w:val="24"/>
+          <w:bdr w:val="none" w:sz="0" w:space="0" w:color="auto" w:frame="1"/>
+          <w:lang w:eastAsia="fr-FR"/>
+        </w:rPr>
+        <w:t xml:space="preserve"> </w:t>
+      </w:r>
       <w:r>
         <w:rPr>
           <w:rFonts w:ascii="Helvetica" w:eastAsia="Times New Roman" w:hAnsi="Helvetica" w:cs="Helvetica"/>
@@ -3998,35 +3930,14 @@
       <w:pPr>
         <w:rPr>
           <w:rFonts w:ascii="Helvetica" w:eastAsia="Times New Roman" w:hAnsi="Helvetica" w:cs="Helvetica"/>
-          <w:b/>
-          <w:sz w:val="24"/>
-          <w:szCs w:val="24"/>
-          <w:bdr w:val="none" w:sz="0" w:space="0" w:color="auto" w:frame="1"/>
-          <w:lang w:eastAsia="fr-FR"/>
-        </w:rPr>
-      </w:pPr>
-      <w:r>
-        <w:rPr>
-          <w:rFonts w:ascii="Helvetica" w:eastAsia="Times New Roman" w:hAnsi="Helvetica" w:cs="Helvetica"/>
-          <w:b/>
-          <w:sz w:val="24"/>
-          <w:szCs w:val="24"/>
-          <w:bdr w:val="none" w:sz="0" w:space="0" w:color="auto" w:frame="1"/>
-          <w:lang w:eastAsia="fr-FR"/>
-        </w:rPr>
-        <w:t>FIN TRACAGE</w:t>
-      </w:r>
-    </w:p>
-    <w:p>
-      <w:pPr>
-        <w:rPr>
-          <w:rFonts w:ascii="Helvetica" w:eastAsia="Times New Roman" w:hAnsi="Helvetica" w:cs="Helvetica"/>
-          <w:sz w:val="24"/>
-          <w:szCs w:val="24"/>
-          <w:bdr w:val="none" w:sz="0" w:space="0" w:color="auto" w:frame="1"/>
-          <w:lang w:eastAsia="fr-FR"/>
-        </w:rPr>
-      </w:pPr>
+          <w:sz w:val="24"/>
+          <w:szCs w:val="24"/>
+          <w:bdr w:val="none" w:sz="0" w:space="0" w:color="auto" w:frame="1"/>
+          <w:lang w:eastAsia="fr-FR"/>
+        </w:rPr>
+      </w:pPr>
+      <w:bookmarkStart w:id="0" w:name="_GoBack"/>
+      <w:bookmarkEnd w:id="0"/>
       <w:r>
         <w:rPr>
           <w:rFonts w:ascii="Helvetica" w:eastAsia="Times New Roman" w:hAnsi="Helvetica" w:cs="Helvetica"/>
@@ -4972,28 +4883,100 @@
           <w:bdr w:val="none" w:sz="0" w:space="0" w:color="auto" w:frame="1"/>
           <w:lang w:eastAsia="fr-FR"/>
         </w:rPr>
-        <w:t xml:space="preserve"> = (0</w:t>
-      </w:r>
-      <w:r>
-        <w:rPr>
-          <w:rFonts w:ascii="Helvetica" w:eastAsia="Times New Roman" w:hAnsi="Helvetica" w:cs="Helvetica"/>
-          <w:sz w:val="24"/>
-          <w:szCs w:val="24"/>
-          <w:bdr w:val="none" w:sz="0" w:space="0" w:color="auto" w:frame="1"/>
-          <w:lang w:eastAsia="fr-FR"/>
-        </w:rPr>
-        <w:t xml:space="preserve"> + 10</w:t>
-      </w:r>
-      <w:r>
-        <w:rPr>
-          <w:rFonts w:ascii="Helvetica" w:eastAsia="Times New Roman" w:hAnsi="Helvetica" w:cs="Helvetica"/>
-          <w:sz w:val="24"/>
-          <w:szCs w:val="24"/>
-          <w:bdr w:val="none" w:sz="0" w:space="0" w:color="auto" w:frame="1"/>
-          <w:lang w:eastAsia="fr-FR"/>
-        </w:rPr>
-        <w:t>) / 2</w:t>
-      </w:r>
+        <w:t xml:space="preserve"> = (0 + 10) / 2 = 5</w:t>
+      </w:r>
+    </w:p>
+    <w:p>
+      <w:pPr>
+        <w:pStyle w:val="Paragraphedeliste"/>
+        <w:rPr>
+          <w:rFonts w:ascii="Helvetica" w:eastAsia="Times New Roman" w:hAnsi="Helvetica" w:cs="Helvetica"/>
+          <w:sz w:val="24"/>
+          <w:szCs w:val="24"/>
+          <w:bdr w:val="none" w:sz="0" w:space="0" w:color="auto" w:frame="1"/>
+          <w:lang w:eastAsia="fr-FR"/>
+        </w:rPr>
+      </w:pPr>
+      <w:proofErr w:type="gramStart"/>
+      <w:r>
+        <w:rPr>
+          <w:rFonts w:ascii="Helvetica" w:eastAsia="Times New Roman" w:hAnsi="Helvetica" w:cs="Helvetica"/>
+          <w:sz w:val="24"/>
+          <w:szCs w:val="24"/>
+          <w:bdr w:val="none" w:sz="0" w:space="0" w:color="auto" w:frame="1"/>
+          <w:lang w:eastAsia="fr-FR"/>
+        </w:rPr>
+        <w:t>tableau[</w:t>
+      </w:r>
+      <w:proofErr w:type="gramEnd"/>
+      <w:r>
+        <w:rPr>
+          <w:rFonts w:ascii="Helvetica" w:eastAsia="Times New Roman" w:hAnsi="Helvetica" w:cs="Helvetica"/>
+          <w:sz w:val="24"/>
+          <w:szCs w:val="24"/>
+          <w:bdr w:val="none" w:sz="0" w:space="0" w:color="auto" w:frame="1"/>
+          <w:lang w:eastAsia="fr-FR"/>
+        </w:rPr>
+        <w:t>5] = 23</w:t>
+      </w:r>
+    </w:p>
+    <w:p>
+      <w:pPr>
+        <w:pStyle w:val="Paragraphedeliste"/>
+        <w:rPr>
+          <w:rFonts w:ascii="Helvetica" w:eastAsia="Times New Roman" w:hAnsi="Helvetica" w:cs="Helvetica"/>
+          <w:sz w:val="24"/>
+          <w:szCs w:val="24"/>
+          <w:bdr w:val="none" w:sz="0" w:space="0" w:color="auto" w:frame="1"/>
+          <w:lang w:eastAsia="fr-FR"/>
+        </w:rPr>
+      </w:pPr>
+      <w:r>
+        <w:rPr>
+          <w:rFonts w:ascii="Helvetica" w:eastAsia="Times New Roman" w:hAnsi="Helvetica" w:cs="Helvetica"/>
+          <w:sz w:val="24"/>
+          <w:szCs w:val="24"/>
+          <w:bdr w:val="none" w:sz="0" w:space="0" w:color="auto" w:frame="1"/>
+          <w:lang w:eastAsia="fr-FR"/>
+        </w:rPr>
+        <w:t>23 &gt; 5 -&gt;</w:t>
+      </w:r>
+      <w:r>
+        <w:rPr>
+          <w:rFonts w:ascii="Helvetica" w:eastAsia="Times New Roman" w:hAnsi="Helvetica" w:cs="Helvetica"/>
+          <w:sz w:val="24"/>
+          <w:szCs w:val="24"/>
+          <w:bdr w:val="none" w:sz="0" w:space="0" w:color="auto" w:frame="1"/>
+          <w:lang w:eastAsia="fr-FR"/>
+        </w:rPr>
+        <w:t xml:space="preserve"> chercher à gauche</w:t>
+      </w:r>
+    </w:p>
+    <w:p>
+      <w:pPr>
+        <w:pStyle w:val="Paragraphedeliste"/>
+        <w:rPr>
+          <w:rFonts w:ascii="Helvetica" w:eastAsia="Times New Roman" w:hAnsi="Helvetica" w:cs="Helvetica"/>
+          <w:sz w:val="24"/>
+          <w:szCs w:val="24"/>
+          <w:bdr w:val="none" w:sz="0" w:space="0" w:color="auto" w:frame="1"/>
+          <w:lang w:eastAsia="fr-FR"/>
+        </w:rPr>
+      </w:pPr>
+      <w:proofErr w:type="spellStart"/>
+      <w:proofErr w:type="gramStart"/>
+      <w:r>
+        <w:rPr>
+          <w:rFonts w:ascii="Helvetica" w:eastAsia="Times New Roman" w:hAnsi="Helvetica" w:cs="Helvetica"/>
+          <w:sz w:val="24"/>
+          <w:szCs w:val="24"/>
+          <w:bdr w:val="none" w:sz="0" w:space="0" w:color="auto" w:frame="1"/>
+          <w:lang w:eastAsia="fr-FR"/>
+        </w:rPr>
+        <w:t>debut</w:t>
+      </w:r>
+      <w:proofErr w:type="spellEnd"/>
+      <w:proofErr w:type="gramEnd"/>
       <w:r>
         <w:rPr>
           <w:rFonts w:ascii="Helvetica" w:eastAsia="Times New Roman" w:hAnsi="Helvetica" w:cs="Helvetica"/>
@@ -5016,6 +4999,55 @@
           <w:lang w:eastAsia="fr-FR"/>
         </w:rPr>
       </w:pPr>
+    </w:p>
+    <w:p>
+      <w:pPr>
+        <w:ind w:firstLine="708"/>
+        <w:rPr>
+          <w:rFonts w:ascii="Helvetica" w:eastAsia="Times New Roman" w:hAnsi="Helvetica" w:cs="Helvetica"/>
+          <w:b/>
+          <w:sz w:val="24"/>
+          <w:szCs w:val="24"/>
+          <w:bdr w:val="none" w:sz="0" w:space="0" w:color="auto" w:frame="1"/>
+          <w:lang w:eastAsia="fr-FR"/>
+        </w:rPr>
+      </w:pPr>
+      <w:r>
+        <w:rPr>
+          <w:rFonts w:ascii="Helvetica" w:eastAsia="Times New Roman" w:hAnsi="Helvetica" w:cs="Helvetica"/>
+          <w:b/>
+          <w:sz w:val="24"/>
+          <w:szCs w:val="24"/>
+          <w:bdr w:val="none" w:sz="0" w:space="0" w:color="auto" w:frame="1"/>
+          <w:lang w:eastAsia="fr-FR"/>
+        </w:rPr>
+        <w:t>Etape 2</w:t>
+      </w:r>
+    </w:p>
+    <w:p>
+      <w:pPr>
+        <w:pStyle w:val="Paragraphedeliste"/>
+        <w:rPr>
+          <w:rFonts w:ascii="Helvetica" w:eastAsia="Times New Roman" w:hAnsi="Helvetica" w:cs="Helvetica"/>
+          <w:sz w:val="24"/>
+          <w:szCs w:val="24"/>
+          <w:bdr w:val="none" w:sz="0" w:space="0" w:color="auto" w:frame="1"/>
+          <w:lang w:eastAsia="fr-FR"/>
+        </w:rPr>
+      </w:pPr>
+    </w:p>
+    <w:p>
+      <w:pPr>
+        <w:pStyle w:val="Paragraphedeliste"/>
+        <w:rPr>
+          <w:rFonts w:ascii="Helvetica" w:eastAsia="Times New Roman" w:hAnsi="Helvetica" w:cs="Helvetica"/>
+          <w:sz w:val="24"/>
+          <w:szCs w:val="24"/>
+          <w:bdr w:val="none" w:sz="0" w:space="0" w:color="auto" w:frame="1"/>
+          <w:lang w:eastAsia="fr-FR"/>
+        </w:rPr>
+      </w:pPr>
+      <w:proofErr w:type="spellStart"/>
       <w:proofErr w:type="gramStart"/>
       <w:r>
         <w:rPr>
@@ -5025,6 +5057,115 @@
           <w:bdr w:val="none" w:sz="0" w:space="0" w:color="auto" w:frame="1"/>
           <w:lang w:eastAsia="fr-FR"/>
         </w:rPr>
+        <w:t>debut</w:t>
+      </w:r>
+      <w:proofErr w:type="spellEnd"/>
+      <w:proofErr w:type="gramEnd"/>
+      <w:r>
+        <w:rPr>
+          <w:rFonts w:ascii="Helvetica" w:eastAsia="Times New Roman" w:hAnsi="Helvetica" w:cs="Helvetica"/>
+          <w:sz w:val="24"/>
+          <w:szCs w:val="24"/>
+          <w:bdr w:val="none" w:sz="0" w:space="0" w:color="auto" w:frame="1"/>
+          <w:lang w:eastAsia="fr-FR"/>
+        </w:rPr>
+        <w:t xml:space="preserve"> = 0</w:t>
+      </w:r>
+      <w:r>
+        <w:rPr>
+          <w:rFonts w:ascii="Helvetica" w:eastAsia="Times New Roman" w:hAnsi="Helvetica" w:cs="Helvetica"/>
+          <w:sz w:val="24"/>
+          <w:szCs w:val="24"/>
+          <w:bdr w:val="none" w:sz="0" w:space="0" w:color="auto" w:frame="1"/>
+          <w:lang w:eastAsia="fr-FR"/>
+        </w:rPr>
+        <w:t>, fin = 4</w:t>
+      </w:r>
+    </w:p>
+    <w:p>
+      <w:pPr>
+        <w:pStyle w:val="Paragraphedeliste"/>
+        <w:rPr>
+          <w:rFonts w:ascii="Helvetica" w:eastAsia="Times New Roman" w:hAnsi="Helvetica" w:cs="Helvetica"/>
+          <w:sz w:val="24"/>
+          <w:szCs w:val="24"/>
+          <w:bdr w:val="none" w:sz="0" w:space="0" w:color="auto" w:frame="1"/>
+          <w:lang w:eastAsia="fr-FR"/>
+        </w:rPr>
+      </w:pPr>
+      <w:proofErr w:type="gramStart"/>
+      <w:r>
+        <w:rPr>
+          <w:rFonts w:ascii="Helvetica" w:eastAsia="Times New Roman" w:hAnsi="Helvetica" w:cs="Helvetica"/>
+          <w:sz w:val="24"/>
+          <w:szCs w:val="24"/>
+          <w:bdr w:val="none" w:sz="0" w:space="0" w:color="auto" w:frame="1"/>
+          <w:lang w:eastAsia="fr-FR"/>
+        </w:rPr>
+        <w:t>milieu</w:t>
+      </w:r>
+      <w:proofErr w:type="gramEnd"/>
+      <w:r>
+        <w:rPr>
+          <w:rFonts w:ascii="Helvetica" w:eastAsia="Times New Roman" w:hAnsi="Helvetica" w:cs="Helvetica"/>
+          <w:sz w:val="24"/>
+          <w:szCs w:val="24"/>
+          <w:bdr w:val="none" w:sz="0" w:space="0" w:color="auto" w:frame="1"/>
+          <w:lang w:eastAsia="fr-FR"/>
+        </w:rPr>
+        <w:t xml:space="preserve"> = (</w:t>
+      </w:r>
+      <w:r>
+        <w:rPr>
+          <w:rFonts w:ascii="Helvetica" w:eastAsia="Times New Roman" w:hAnsi="Helvetica" w:cs="Helvetica"/>
+          <w:sz w:val="24"/>
+          <w:szCs w:val="24"/>
+          <w:bdr w:val="none" w:sz="0" w:space="0" w:color="auto" w:frame="1"/>
+          <w:lang w:eastAsia="fr-FR"/>
+        </w:rPr>
+        <w:t>0 + 4</w:t>
+      </w:r>
+      <w:r>
+        <w:rPr>
+          <w:rFonts w:ascii="Helvetica" w:eastAsia="Times New Roman" w:hAnsi="Helvetica" w:cs="Helvetica"/>
+          <w:sz w:val="24"/>
+          <w:szCs w:val="24"/>
+          <w:bdr w:val="none" w:sz="0" w:space="0" w:color="auto" w:frame="1"/>
+          <w:lang w:eastAsia="fr-FR"/>
+        </w:rPr>
+        <w:t>)</w:t>
+      </w:r>
+      <w:r>
+        <w:rPr>
+          <w:rFonts w:ascii="Helvetica" w:eastAsia="Times New Roman" w:hAnsi="Helvetica" w:cs="Helvetica"/>
+          <w:sz w:val="24"/>
+          <w:szCs w:val="24"/>
+          <w:bdr w:val="none" w:sz="0" w:space="0" w:color="auto" w:frame="1"/>
+          <w:lang w:eastAsia="fr-FR"/>
+        </w:rPr>
+        <w:t xml:space="preserve"> / 2 = 2</w:t>
+      </w:r>
+    </w:p>
+    <w:p>
+      <w:pPr>
+        <w:pStyle w:val="Paragraphedeliste"/>
+        <w:rPr>
+          <w:rFonts w:ascii="Helvetica" w:eastAsia="Times New Roman" w:hAnsi="Helvetica" w:cs="Helvetica"/>
+          <w:sz w:val="24"/>
+          <w:szCs w:val="24"/>
+          <w:bdr w:val="none" w:sz="0" w:space="0" w:color="auto" w:frame="1"/>
+          <w:lang w:eastAsia="fr-FR"/>
+        </w:rPr>
+      </w:pPr>
+      <w:proofErr w:type="gramStart"/>
+      <w:r>
+        <w:rPr>
+          <w:rFonts w:ascii="Helvetica" w:eastAsia="Times New Roman" w:hAnsi="Helvetica" w:cs="Helvetica"/>
+          <w:sz w:val="24"/>
+          <w:szCs w:val="24"/>
+          <w:bdr w:val="none" w:sz="0" w:space="0" w:color="auto" w:frame="1"/>
+          <w:lang w:eastAsia="fr-FR"/>
+        </w:rPr>
         <w:t>tableau[</w:t>
       </w:r>
       <w:proofErr w:type="gramEnd"/>
@@ -5036,7 +5177,7 @@
           <w:bdr w:val="none" w:sz="0" w:space="0" w:color="auto" w:frame="1"/>
           <w:lang w:eastAsia="fr-FR"/>
         </w:rPr>
-        <w:t>5</w:t>
+        <w:t>2</w:t>
       </w:r>
       <w:r>
         <w:rPr>
@@ -5056,7 +5197,7 @@
           <w:bdr w:val="none" w:sz="0" w:space="0" w:color="auto" w:frame="1"/>
           <w:lang w:eastAsia="fr-FR"/>
         </w:rPr>
-        <w:t xml:space="preserve"> = 23</w:t>
+        <w:t xml:space="preserve"> = 8</w:t>
       </w:r>
     </w:p>
     <w:p>
@@ -5078,17 +5219,7 @@
           <w:bdr w:val="none" w:sz="0" w:space="0" w:color="auto" w:frame="1"/>
           <w:lang w:eastAsia="fr-FR"/>
         </w:rPr>
-        <w:t>23 &gt; 5 -&gt;</w:t>
-      </w:r>
-      <w:r>
-        <w:rPr>
-          <w:rFonts w:ascii="Helvetica" w:eastAsia="Times New Roman" w:hAnsi="Helvetica" w:cs="Helvetica"/>
-          <w:sz w:val="24"/>
-          <w:szCs w:val="24"/>
-          <w:bdr w:val="none" w:sz="0" w:space="0" w:color="auto" w:frame="1"/>
-          <w:lang w:eastAsia="fr-FR"/>
-        </w:rPr>
-        <w:t xml:space="preserve"> chercher à gauche</w:t>
+        <w:t>8 &gt; 5 -&gt; chercher à gauche</w:t>
       </w:r>
     </w:p>
     <w:p>
@@ -5124,7 +5255,7 @@
           <w:bdr w:val="none" w:sz="0" w:space="0" w:color="auto" w:frame="1"/>
           <w:lang w:eastAsia="fr-FR"/>
         </w:rPr>
-        <w:t xml:space="preserve"> = 5</w:t>
+        <w:t xml:space="preserve"> = 0</w:t>
       </w:r>
     </w:p>
     <w:p>
@@ -5141,7 +5272,7 @@
     </w:p>
     <w:p>
       <w:pPr>
-        <w:ind w:firstLine="708"/>
+        <w:pStyle w:val="Paragraphedeliste"/>
         <w:rPr>
           <w:rFonts w:ascii="Helvetica" w:eastAsia="Times New Roman" w:hAnsi="Helvetica" w:cs="Helvetica"/>
           <w:b/>
@@ -5160,7 +5291,7 @@
           <w:bdr w:val="none" w:sz="0" w:space="0" w:color="auto" w:frame="1"/>
           <w:lang w:eastAsia="fr-FR"/>
         </w:rPr>
-        <w:t>Etape 2</w:t>
+        <w:t>Etape 3</w:t>
       </w:r>
     </w:p>
     <w:p>
@@ -5168,6 +5299,7 @@
         <w:pStyle w:val="Paragraphedeliste"/>
         <w:rPr>
           <w:rFonts w:ascii="Helvetica" w:eastAsia="Times New Roman" w:hAnsi="Helvetica" w:cs="Helvetica"/>
+          <w:b/>
           <w:sz w:val="24"/>
           <w:szCs w:val="24"/>
           <w:bdr w:val="none" w:sz="0" w:space="0" w:color="auto" w:frame="1"/>
@@ -5208,17 +5340,7 @@
           <w:bdr w:val="none" w:sz="0" w:space="0" w:color="auto" w:frame="1"/>
           <w:lang w:eastAsia="fr-FR"/>
         </w:rPr>
-        <w:t xml:space="preserve"> = 0</w:t>
-      </w:r>
-      <w:r>
-        <w:rPr>
-          <w:rFonts w:ascii="Helvetica" w:eastAsia="Times New Roman" w:hAnsi="Helvetica" w:cs="Helvetica"/>
-          <w:sz w:val="24"/>
-          <w:szCs w:val="24"/>
-          <w:bdr w:val="none" w:sz="0" w:space="0" w:color="auto" w:frame="1"/>
-          <w:lang w:eastAsia="fr-FR"/>
-        </w:rPr>
-        <w:t>, fin = 4</w:t>
+        <w:t xml:space="preserve"> = 0, fin = 3</w:t>
       </w:r>
     </w:p>
     <w:p>
@@ -5252,37 +5374,7 @@
           <w:bdr w:val="none" w:sz="0" w:space="0" w:color="auto" w:frame="1"/>
           <w:lang w:eastAsia="fr-FR"/>
         </w:rPr>
-        <w:t xml:space="preserve"> = (</w:t>
-      </w:r>
-      <w:r>
-        <w:rPr>
-          <w:rFonts w:ascii="Helvetica" w:eastAsia="Times New Roman" w:hAnsi="Helvetica" w:cs="Helvetica"/>
-          <w:sz w:val="24"/>
-          <w:szCs w:val="24"/>
-          <w:bdr w:val="none" w:sz="0" w:space="0" w:color="auto" w:frame="1"/>
-          <w:lang w:eastAsia="fr-FR"/>
-        </w:rPr>
-        <w:t>0 + 4</w:t>
-      </w:r>
-      <w:r>
-        <w:rPr>
-          <w:rFonts w:ascii="Helvetica" w:eastAsia="Times New Roman" w:hAnsi="Helvetica" w:cs="Helvetica"/>
-          <w:sz w:val="24"/>
-          <w:szCs w:val="24"/>
-          <w:bdr w:val="none" w:sz="0" w:space="0" w:color="auto" w:frame="1"/>
-          <w:lang w:eastAsia="fr-FR"/>
-        </w:rPr>
-        <w:t>)</w:t>
-      </w:r>
-      <w:r>
-        <w:rPr>
-          <w:rFonts w:ascii="Helvetica" w:eastAsia="Times New Roman" w:hAnsi="Helvetica" w:cs="Helvetica"/>
-          <w:sz w:val="24"/>
-          <w:szCs w:val="24"/>
-          <w:bdr w:val="none" w:sz="0" w:space="0" w:color="auto" w:frame="1"/>
-          <w:lang w:eastAsia="fr-FR"/>
-        </w:rPr>
-        <w:t xml:space="preserve"> / 2 = 2</w:t>
+        <w:t xml:space="preserve"> = (0 + 3) / 2 = 1,5 arrondi à 1</w:t>
       </w:r>
     </w:p>
     <w:p>
@@ -5316,27 +5408,7 @@
           <w:bdr w:val="none" w:sz="0" w:space="0" w:color="auto" w:frame="1"/>
           <w:lang w:eastAsia="fr-FR"/>
         </w:rPr>
-        <w:t>2</w:t>
-      </w:r>
-      <w:r>
-        <w:rPr>
-          <w:rFonts w:ascii="Helvetica" w:eastAsia="Times New Roman" w:hAnsi="Helvetica" w:cs="Helvetica"/>
-          <w:sz w:val="24"/>
-          <w:szCs w:val="24"/>
-          <w:bdr w:val="none" w:sz="0" w:space="0" w:color="auto" w:frame="1"/>
-          <w:lang w:eastAsia="fr-FR"/>
-        </w:rPr>
-        <w:t>]</w:t>
-      </w:r>
-      <w:r>
-        <w:rPr>
-          <w:rFonts w:ascii="Helvetica" w:eastAsia="Times New Roman" w:hAnsi="Helvetica" w:cs="Helvetica"/>
-          <w:sz w:val="24"/>
-          <w:szCs w:val="24"/>
-          <w:bdr w:val="none" w:sz="0" w:space="0" w:color="auto" w:frame="1"/>
-          <w:lang w:eastAsia="fr-FR"/>
-        </w:rPr>
-        <w:t xml:space="preserve"> = 8</w:t>
+        <w:t>1] = 5</w:t>
       </w:r>
     </w:p>
     <w:p>
@@ -5358,7 +5430,7 @@
           <w:bdr w:val="none" w:sz="0" w:space="0" w:color="auto" w:frame="1"/>
           <w:lang w:eastAsia="fr-FR"/>
         </w:rPr>
-        <w:t>8 &gt; 5 -&gt; chercher à gauche</w:t>
+        <w:t>5 = 5 -&gt; trouvé</w:t>
       </w:r>
     </w:p>
     <w:p>
@@ -5372,217 +5444,6 @@
           <w:lang w:eastAsia="fr-FR"/>
         </w:rPr>
       </w:pPr>
-      <w:proofErr w:type="spellStart"/>
-      <w:proofErr w:type="gramStart"/>
-      <w:r>
-        <w:rPr>
-          <w:rFonts w:ascii="Helvetica" w:eastAsia="Times New Roman" w:hAnsi="Helvetica" w:cs="Helvetica"/>
-          <w:sz w:val="24"/>
-          <w:szCs w:val="24"/>
-          <w:bdr w:val="none" w:sz="0" w:space="0" w:color="auto" w:frame="1"/>
-          <w:lang w:eastAsia="fr-FR"/>
-        </w:rPr>
-        <w:t>debut</w:t>
-      </w:r>
-      <w:proofErr w:type="spellEnd"/>
-      <w:proofErr w:type="gramEnd"/>
-      <w:r>
-        <w:rPr>
-          <w:rFonts w:ascii="Helvetica" w:eastAsia="Times New Roman" w:hAnsi="Helvetica" w:cs="Helvetica"/>
-          <w:sz w:val="24"/>
-          <w:szCs w:val="24"/>
-          <w:bdr w:val="none" w:sz="0" w:space="0" w:color="auto" w:frame="1"/>
-          <w:lang w:eastAsia="fr-FR"/>
-        </w:rPr>
-        <w:t xml:space="preserve"> = 0</w:t>
-      </w:r>
-    </w:p>
-    <w:p>
-      <w:pPr>
-        <w:pStyle w:val="Paragraphedeliste"/>
-        <w:rPr>
-          <w:rFonts w:ascii="Helvetica" w:eastAsia="Times New Roman" w:hAnsi="Helvetica" w:cs="Helvetica"/>
-          <w:sz w:val="24"/>
-          <w:szCs w:val="24"/>
-          <w:bdr w:val="none" w:sz="0" w:space="0" w:color="auto" w:frame="1"/>
-          <w:lang w:eastAsia="fr-FR"/>
-        </w:rPr>
-      </w:pPr>
-    </w:p>
-    <w:p>
-      <w:pPr>
-        <w:pStyle w:val="Paragraphedeliste"/>
-        <w:rPr>
-          <w:rFonts w:ascii="Helvetica" w:eastAsia="Times New Roman" w:hAnsi="Helvetica" w:cs="Helvetica"/>
-          <w:b/>
-          <w:sz w:val="24"/>
-          <w:szCs w:val="24"/>
-          <w:bdr w:val="none" w:sz="0" w:space="0" w:color="auto" w:frame="1"/>
-          <w:lang w:eastAsia="fr-FR"/>
-        </w:rPr>
-      </w:pPr>
-      <w:r>
-        <w:rPr>
-          <w:rFonts w:ascii="Helvetica" w:eastAsia="Times New Roman" w:hAnsi="Helvetica" w:cs="Helvetica"/>
-          <w:b/>
-          <w:sz w:val="24"/>
-          <w:szCs w:val="24"/>
-          <w:bdr w:val="none" w:sz="0" w:space="0" w:color="auto" w:frame="1"/>
-          <w:lang w:eastAsia="fr-FR"/>
-        </w:rPr>
-        <w:t>Etape 3</w:t>
-      </w:r>
-    </w:p>
-    <w:p>
-      <w:pPr>
-        <w:pStyle w:val="Paragraphedeliste"/>
-        <w:rPr>
-          <w:rFonts w:ascii="Helvetica" w:eastAsia="Times New Roman" w:hAnsi="Helvetica" w:cs="Helvetica"/>
-          <w:b/>
-          <w:sz w:val="24"/>
-          <w:szCs w:val="24"/>
-          <w:bdr w:val="none" w:sz="0" w:space="0" w:color="auto" w:frame="1"/>
-          <w:lang w:eastAsia="fr-FR"/>
-        </w:rPr>
-      </w:pPr>
-    </w:p>
-    <w:p>
-      <w:pPr>
-        <w:pStyle w:val="Paragraphedeliste"/>
-        <w:rPr>
-          <w:rFonts w:ascii="Helvetica" w:eastAsia="Times New Roman" w:hAnsi="Helvetica" w:cs="Helvetica"/>
-          <w:sz w:val="24"/>
-          <w:szCs w:val="24"/>
-          <w:bdr w:val="none" w:sz="0" w:space="0" w:color="auto" w:frame="1"/>
-          <w:lang w:eastAsia="fr-FR"/>
-        </w:rPr>
-      </w:pPr>
-      <w:proofErr w:type="spellStart"/>
-      <w:proofErr w:type="gramStart"/>
-      <w:r>
-        <w:rPr>
-          <w:rFonts w:ascii="Helvetica" w:eastAsia="Times New Roman" w:hAnsi="Helvetica" w:cs="Helvetica"/>
-          <w:sz w:val="24"/>
-          <w:szCs w:val="24"/>
-          <w:bdr w:val="none" w:sz="0" w:space="0" w:color="auto" w:frame="1"/>
-          <w:lang w:eastAsia="fr-FR"/>
-        </w:rPr>
-        <w:t>debut</w:t>
-      </w:r>
-      <w:proofErr w:type="spellEnd"/>
-      <w:proofErr w:type="gramEnd"/>
-      <w:r>
-        <w:rPr>
-          <w:rFonts w:ascii="Helvetica" w:eastAsia="Times New Roman" w:hAnsi="Helvetica" w:cs="Helvetica"/>
-          <w:sz w:val="24"/>
-          <w:szCs w:val="24"/>
-          <w:bdr w:val="none" w:sz="0" w:space="0" w:color="auto" w:frame="1"/>
-          <w:lang w:eastAsia="fr-FR"/>
-        </w:rPr>
-        <w:t xml:space="preserve"> = 0, fin = 3</w:t>
-      </w:r>
-    </w:p>
-    <w:p>
-      <w:pPr>
-        <w:pStyle w:val="Paragraphedeliste"/>
-        <w:rPr>
-          <w:rFonts w:ascii="Helvetica" w:eastAsia="Times New Roman" w:hAnsi="Helvetica" w:cs="Helvetica"/>
-          <w:sz w:val="24"/>
-          <w:szCs w:val="24"/>
-          <w:bdr w:val="none" w:sz="0" w:space="0" w:color="auto" w:frame="1"/>
-          <w:lang w:eastAsia="fr-FR"/>
-        </w:rPr>
-      </w:pPr>
-      <w:proofErr w:type="gramStart"/>
-      <w:r>
-        <w:rPr>
-          <w:rFonts w:ascii="Helvetica" w:eastAsia="Times New Roman" w:hAnsi="Helvetica" w:cs="Helvetica"/>
-          <w:sz w:val="24"/>
-          <w:szCs w:val="24"/>
-          <w:bdr w:val="none" w:sz="0" w:space="0" w:color="auto" w:frame="1"/>
-          <w:lang w:eastAsia="fr-FR"/>
-        </w:rPr>
-        <w:t>milieu</w:t>
-      </w:r>
-      <w:proofErr w:type="gramEnd"/>
-      <w:r>
-        <w:rPr>
-          <w:rFonts w:ascii="Helvetica" w:eastAsia="Times New Roman" w:hAnsi="Helvetica" w:cs="Helvetica"/>
-          <w:sz w:val="24"/>
-          <w:szCs w:val="24"/>
-          <w:bdr w:val="none" w:sz="0" w:space="0" w:color="auto" w:frame="1"/>
-          <w:lang w:eastAsia="fr-FR"/>
-        </w:rPr>
-        <w:t xml:space="preserve"> = (0 + 3) / 2 = 1,5 arrondi à 1</w:t>
-      </w:r>
-    </w:p>
-    <w:p>
-      <w:pPr>
-        <w:pStyle w:val="Paragraphedeliste"/>
-        <w:rPr>
-          <w:rFonts w:ascii="Helvetica" w:eastAsia="Times New Roman" w:hAnsi="Helvetica" w:cs="Helvetica"/>
-          <w:sz w:val="24"/>
-          <w:szCs w:val="24"/>
-          <w:bdr w:val="none" w:sz="0" w:space="0" w:color="auto" w:frame="1"/>
-          <w:lang w:eastAsia="fr-FR"/>
-        </w:rPr>
-      </w:pPr>
-      <w:proofErr w:type="gramStart"/>
-      <w:r>
-        <w:rPr>
-          <w:rFonts w:ascii="Helvetica" w:eastAsia="Times New Roman" w:hAnsi="Helvetica" w:cs="Helvetica"/>
-          <w:sz w:val="24"/>
-          <w:szCs w:val="24"/>
-          <w:bdr w:val="none" w:sz="0" w:space="0" w:color="auto" w:frame="1"/>
-          <w:lang w:eastAsia="fr-FR"/>
-        </w:rPr>
-        <w:t>tableau[</w:t>
-      </w:r>
-      <w:proofErr w:type="gramEnd"/>
-      <w:r>
-        <w:rPr>
-          <w:rFonts w:ascii="Helvetica" w:eastAsia="Times New Roman" w:hAnsi="Helvetica" w:cs="Helvetica"/>
-          <w:sz w:val="24"/>
-          <w:szCs w:val="24"/>
-          <w:bdr w:val="none" w:sz="0" w:space="0" w:color="auto" w:frame="1"/>
-          <w:lang w:eastAsia="fr-FR"/>
-        </w:rPr>
-        <w:t>1] = 5</w:t>
-      </w:r>
-    </w:p>
-    <w:p>
-      <w:pPr>
-        <w:pStyle w:val="Paragraphedeliste"/>
-        <w:rPr>
-          <w:rFonts w:ascii="Helvetica" w:eastAsia="Times New Roman" w:hAnsi="Helvetica" w:cs="Helvetica"/>
-          <w:sz w:val="24"/>
-          <w:szCs w:val="24"/>
-          <w:bdr w:val="none" w:sz="0" w:space="0" w:color="auto" w:frame="1"/>
-          <w:lang w:eastAsia="fr-FR"/>
-        </w:rPr>
-      </w:pPr>
-      <w:r>
-        <w:rPr>
-          <w:rFonts w:ascii="Helvetica" w:eastAsia="Times New Roman" w:hAnsi="Helvetica" w:cs="Helvetica"/>
-          <w:sz w:val="24"/>
-          <w:szCs w:val="24"/>
-          <w:bdr w:val="none" w:sz="0" w:space="0" w:color="auto" w:frame="1"/>
-          <w:lang w:eastAsia="fr-FR"/>
-        </w:rPr>
-        <w:t>5 = 5 -&gt; trouvé</w:t>
-      </w:r>
-    </w:p>
-    <w:p>
-      <w:pPr>
-        <w:pStyle w:val="Paragraphedeliste"/>
-        <w:rPr>
-          <w:rFonts w:ascii="Helvetica" w:eastAsia="Times New Roman" w:hAnsi="Helvetica" w:cs="Helvetica"/>
-          <w:sz w:val="24"/>
-          <w:szCs w:val="24"/>
-          <w:bdr w:val="none" w:sz="0" w:space="0" w:color="auto" w:frame="1"/>
-          <w:lang w:eastAsia="fr-FR"/>
-        </w:rPr>
-      </w:pPr>
       <w:r>
         <w:rPr>
           <w:rFonts w:ascii="Helvetica" w:eastAsia="Times New Roman" w:hAnsi="Helvetica" w:cs="Helvetica"/>
@@ -5593,8 +5454,6 @@
         </w:rPr>
         <w:t>RETOURNER 1</w:t>
       </w:r>
-      <w:bookmarkStart w:id="0" w:name="_GoBack"/>
-      <w:bookmarkEnd w:id="0"/>
     </w:p>
     <w:p>
       <w:pPr>
